--- a/Conceitual e logico.docx
+++ b/Conceitual e logico.docx
@@ -4,11 +4,15 @@
   <w:body>
     <w:p>
       <w:r>
+        <w:rPr>
+          <w:noProof/>
+          <w:lang w:eastAsia="pt-BR"/>
+        </w:rPr>
         <w:drawing>
-          <wp:inline distT="0" distB="0" distL="0" distR="0" wp14:anchorId="4E471E20" wp14:editId="4005CAE6">
-            <wp:extent cx="5400040" cy="3173730"/>
-            <wp:effectExtent l="0" t="0" r="0" b="7620"/>
-            <wp:docPr id="1" name="Imagem 1"/>
+          <wp:inline distT="0" distB="0" distL="0" distR="0" wp14:anchorId="1E91943C" wp14:editId="51F08289">
+            <wp:extent cx="5400040" cy="6760845"/>
+            <wp:effectExtent l="0" t="0" r="0" b="1905"/>
+            <wp:docPr id="5" name="Imagem 5"/>
             <wp:cNvGraphicFramePr>
               <a:graphicFrameLocks xmlns:a="http://schemas.openxmlformats.org/drawingml/2006/main" noChangeAspect="1"/>
             </wp:cNvGraphicFramePr>
@@ -28,7 +32,7 @@
                   <pic:spPr>
                     <a:xfrm>
                       <a:off x="0" y="0"/>
-                      <a:ext cx="5400040" cy="3173730"/>
+                      <a:ext cx="5400040" cy="6760845"/>
                     </a:xfrm>
                     <a:prstGeom prst="rect">
                       <a:avLst/>
@@ -45,94 +49,15 @@
       </w:r>
     </w:p>
     <w:p/>
-    <w:p>
-      <w:r>
-        <w:drawing>
-          <wp:inline distT="0" distB="0" distL="0" distR="0" wp14:anchorId="0A5F95F1" wp14:editId="01F135BC">
-            <wp:extent cx="5213350" cy="3127375"/>
-            <wp:effectExtent l="0" t="0" r="6350" b="0"/>
-            <wp:docPr id="2" name="Imagem 2"/>
-            <wp:cNvGraphicFramePr>
-              <a:graphicFrameLocks xmlns:a="http://schemas.openxmlformats.org/drawingml/2006/main" noChangeAspect="1"/>
-            </wp:cNvGraphicFramePr>
-            <a:graphic xmlns:a="http://schemas.openxmlformats.org/drawingml/2006/main">
-              <a:graphicData uri="http://schemas.openxmlformats.org/drawingml/2006/picture">
-                <pic:pic xmlns:pic="http://schemas.openxmlformats.org/drawingml/2006/picture">
-                  <pic:nvPicPr>
-                    <pic:cNvPr id="1" name=""/>
-                    <pic:cNvPicPr/>
-                  </pic:nvPicPr>
-                  <pic:blipFill rotWithShape="1">
-                    <a:blip r:embed="rId5"/>
-                    <a:srcRect r="3457"/>
-                    <a:stretch/>
-                  </pic:blipFill>
-                  <pic:spPr bwMode="auto">
-                    <a:xfrm>
-                      <a:off x="0" y="0"/>
-                      <a:ext cx="5213350" cy="3127375"/>
-                    </a:xfrm>
-                    <a:prstGeom prst="rect">
-                      <a:avLst/>
-                    </a:prstGeom>
-                    <a:ln>
-                      <a:noFill/>
-                    </a:ln>
-                    <a:extLst>
-                      <a:ext uri="{53640926-AAD7-44D8-BBD7-CCE9431645EC}">
-                        <a14:shadowObscured xmlns:a14="http://schemas.microsoft.com/office/drawing/2010/main"/>
-                      </a:ext>
-                    </a:extLst>
-                  </pic:spPr>
-                </pic:pic>
-              </a:graphicData>
-            </a:graphic>
-          </wp:inline>
-        </w:drawing>
-      </w:r>
-    </w:p>
+    <w:p/>
+    <w:p/>
     <w:p/>
     <w:p>
       <w:r>
-        <w:drawing>
-          <wp:inline distT="0" distB="0" distL="0" distR="0" wp14:anchorId="6F1C5D48" wp14:editId="0D3D3459">
-            <wp:extent cx="5400040" cy="1132205"/>
-            <wp:effectExtent l="0" t="0" r="0" b="0"/>
-            <wp:docPr id="3" name="Imagem 3"/>
-            <wp:cNvGraphicFramePr>
-              <a:graphicFrameLocks xmlns:a="http://schemas.openxmlformats.org/drawingml/2006/main" noChangeAspect="1"/>
-            </wp:cNvGraphicFramePr>
-            <a:graphic xmlns:a="http://schemas.openxmlformats.org/drawingml/2006/main">
-              <a:graphicData uri="http://schemas.openxmlformats.org/drawingml/2006/picture">
-                <pic:pic xmlns:pic="http://schemas.openxmlformats.org/drawingml/2006/picture">
-                  <pic:nvPicPr>
-                    <pic:cNvPr id="1" name=""/>
-                    <pic:cNvPicPr/>
-                  </pic:nvPicPr>
-                  <pic:blipFill>
-                    <a:blip r:embed="rId6"/>
-                    <a:stretch>
-                      <a:fillRect/>
-                    </a:stretch>
-                  </pic:blipFill>
-                  <pic:spPr>
-                    <a:xfrm>
-                      <a:off x="0" y="0"/>
-                      <a:ext cx="5400040" cy="1132205"/>
-                    </a:xfrm>
-                    <a:prstGeom prst="rect">
-                      <a:avLst/>
-                    </a:prstGeom>
-                  </pic:spPr>
-                </pic:pic>
-              </a:graphicData>
-            </a:graphic>
-          </wp:inline>
-        </w:drawing>
-      </w:r>
-    </w:p>
-    <w:p>
-      <w:r>
+        <w:rPr>
+          <w:noProof/>
+          <w:lang w:eastAsia="pt-BR"/>
+        </w:rPr>
         <w:lastRenderedPageBreak/>
         <w:drawing>
           <wp:inline distT="0" distB="0" distL="0" distR="0" wp14:anchorId="525416B6" wp14:editId="70A3DF76">
@@ -150,7 +75,7 @@
                     <pic:cNvPicPr/>
                   </pic:nvPicPr>
                   <pic:blipFill>
-                    <a:blip r:embed="rId7"/>
+                    <a:blip r:embed="rId5"/>
                     <a:stretch>
                       <a:fillRect/>
                     </a:stretch>
